--- a/docs/manuscript/progress_reports/SmartSpend_Progress_Report_Week6.docx
+++ b/docs/manuscript/progress_reports/SmartSpend_Progress_Report_Week6.docx
@@ -1970,7 +1970,7 @@
                 <w:color w:val="222222"/>
                 <w:sz w:val="20"/>
               </w:rPr>
-              <w:t>Janelli M. Mendez, DIT</w:t>
+              <w:t>Ellen F. Mangaoang, MIT</w:t>
             </w:r>
           </w:p>
         </w:tc>

--- a/docs/manuscript/progress_reports/SmartSpend_Progress_Report_Week6.docx
+++ b/docs/manuscript/progress_reports/SmartSpend_Progress_Report_Week6.docx
@@ -724,7 +724,7 @@
                 <w:color w:val="222222"/>
                 <w:sz w:val="19"/>
               </w:rPr>
-              <w:t>(1) Score Narrative Engine — AI-generated weekly summary cards replace the plain "FHS: 64/100" label; context-aware messages like "You're spending more than usual on Food — ₱2,340 this week" appear on the Home screen.</w:t>
+              <w:t>(1) Score Narrative Engine — AI-generated weekly summary cards replace the plain "FHS: 63/100" label. Context-aware messages such as "You're spending more than usual on Food — ₱2,340 this week" appear on the Home screen.</w:t>
             </w:r>
           </w:p>
           <w:p>
@@ -749,7 +749,7 @@
                 <w:color w:val="222222"/>
                 <w:sz w:val="19"/>
               </w:rPr>
-              <w:t>(2) Score Celebration Toasts — On-screen animated toast when FHS crosses milestone thresholds (50, 65, 75, 90), reinforcing positive financial behavior with Lorma maroon/gold visual styling.</w:t>
+              <w:t>(2) Score Celebration Toasts — Animated on-screen toast when FHS crosses milestone thresholds (50, 65, 75, 90), reinforcing positive financial behavior with Lorma maroon/gold visual styling.</w:t>
             </w:r>
           </w:p>
           <w:p>
@@ -824,7 +824,7 @@
                 <w:color w:val="222222"/>
                 <w:sz w:val="19"/>
               </w:rPr>
-              <w:t>(5) FMS Next-Step Guidance — The Financial Management Score card now shows a prioritized single action tip (e.g., "Set a Food budget to unlock full Budget Adherence scoring") when any FMS sub-component is below 20/25.</w:t>
+              <w:t>(5) FMS Next-Step Guidance — The FMS card now shows a single prioritized action tip (e.g., "Set a Food budget to unlock full Budget Adherence scoring") when any FMS sub-component falls below 20/25.</w:t>
             </w:r>
           </w:p>
           <w:p>
@@ -849,7 +849,7 @@
                 <w:color w:val="222222"/>
                 <w:sz w:val="19"/>
               </w:rPr>
-              <w:t>(6) Coach Report — Weekly AI-generated coach letter accessible from the Profile screen summarizing the week's financial behavior, strongest category, and one recommended habit change for the coming week.</w:t>
+              <w:t>(6) Coach Report — Weekly AI-generated coach letter on the Profile screen summarizing the week's financial behavior, the user's strongest category, and one recommended habit change for the coming week.</w:t>
             </w:r>
           </w:p>
           <w:p>
@@ -874,7 +874,7 @@
                 <w:color w:val="222222"/>
                 <w:sz w:val="19"/>
               </w:rPr>
-              <w:t>(7) Goal Milestone Notifications — In-app notification when a savings goal reaches 25%, 50%, 75%, and 100% of its target amount, with celebratory color-coded progress card update.</w:t>
+              <w:t>(7) Goal Milestone Notifications — In-app notification when a savings goal reaches 25%, 50%, 75%, and 100% of its target, with celebratory color-coded progress card updates.</w:t>
             </w:r>
           </w:p>
           <w:p>
@@ -924,7 +924,7 @@
                 <w:color w:val="222222"/>
                 <w:sz w:val="19"/>
               </w:rPr>
-              <w:t>Completed full documentation reorganization: renamed, sorted, and restructured all docs folders (archive, capstone, debug, guides, manuscript, reference, status, tools). Committed as v2.9.10 to GitHub master.</w:t>
+              <w:t>Completed full documentation reorganization: all docs folders renamed, sorted, and restructured (archive, capstone, debug, guides, manuscript, reference, status, tools). Committed as v2.9.10 to GitHub master.</w:t>
             </w:r>
           </w:p>
           <w:p>
@@ -1026,7 +1026,7 @@
                 <w:color w:val="222222"/>
                 <w:sz w:val="19"/>
               </w:rPr>
-              <w:t>Rebuilt SmartSpend_Manuscript_FINAL.docx with all 4 figures embedded: 17 sections verified, 12 media files, 63 APA references, ~12,685 words (~50 pages). Figures 2.1 and 2.2 injected into Chapter III via _fig() helper.</w:t>
+              <w:t>Rebuilt SmartSpend_Manuscript_FINAL.docx with all 4 figures embedded: 17 sections verified, 12 media files, 63 APA references, approximately 12,685 words (~50 pages). Figures 2.1 and 2.2 injected into Chapter III via the _fig() helper.</w:t>
             </w:r>
           </w:p>
           <w:p>
@@ -1051,7 +1051,7 @@
                 <w:color w:val="222222"/>
                 <w:sz w:val="19"/>
               </w:rPr>
-              <w:t>Built SmartSpend_Compliance_Matrix_PreFinal.docx — pre-filled with project title, proponents, adviser, and panelist placeholder fields. Ready for printing and panel submission.</w:t>
+              <w:t>Built SmartSpend_Compliance_Matrix_PreFinal.docx — pre-filled with project title, proponents, adviser, and panelist placeholder fields, ready for printing and panel submission.</w:t>
             </w:r>
           </w:p>
         </w:tc>
@@ -1116,7 +1116,7 @@
                 <w:color w:val="222222"/>
                 <w:sz w:val="19"/>
               </w:rPr>
-              <w:t>Pre-Final Defense preparation: finalizing presentation slides and conducting full 8–9 minute demo rehearsal using DEFENSE_GUIDE.md flow.</w:t>
+              <w:t>Pre-Final Defense preparation: finalizing presentation slides and conducting full 8–9 minute demo rehearsal using the DEFENSE_GUIDE.md flow.</w:t>
             </w:r>
           </w:p>
           <w:p>
@@ -1141,7 +1141,7 @@
                 <w:color w:val="222222"/>
                 <w:sz w:val="19"/>
               </w:rPr>
-              <w:t>SUS survey administration: targeting 30 respondents (20 parents aged 35–55, 10 young professionals aged 21–35) for Week 7. Instruments finalized.</w:t>
+              <w:t>SUS survey administration: targeting 30 respondents (20 parents aged 35–55, 10 young professionals aged 21–35) for Week 7. Survey instruments finalized.</w:t>
             </w:r>
           </w:p>
           <w:p>
@@ -1166,7 +1166,7 @@
                 <w:color w:val="222222"/>
                 <w:sz w:val="19"/>
               </w:rPr>
-              <w:t>Google Docs manuscript: applying manuscript text from SmartSpend_Manuscript_Source.md, inserting figures, and updating CV section for all 3 members.</w:t>
+              <w:t>Google Docs manuscript: applying manuscript text from SmartSpend_Manuscript_Source.md, inserting all 4 figures, and completing the CV section for all 3 members.</w:t>
             </w:r>
           </w:p>
           <w:p>
@@ -1191,7 +1191,7 @@
                 <w:color w:val="222222"/>
                 <w:sz w:val="19"/>
               </w:rPr>
-              <w:t>Validator coordination: obtaining validator signatures on Appendix A validation certificates (survey content validator and technical/SUS validator).</w:t>
+              <w:t>Validator coordination: obtaining signatures on Appendix A validation certificates (survey content validator and technical/SUS validator).</w:t>
             </w:r>
           </w:p>
         </w:tc>
@@ -1281,7 +1281,7 @@
                 <w:color w:val="222222"/>
                 <w:sz w:val="19"/>
               </w:rPr>
-              <w:t>Figures 1.1 and 1.2 in the source DOCX (Working copy) were originally embedded as large uncompressed PNGs (1.8 MB and 1.6 MB). The new compressed versions are significantly smaller (74 KB and 131 KB) — the Working copy needs to be updated manually in Google Docs / Word with the new figure files.</w:t>
+              <w:t>Figures 1.1 and 1.2 in the Google Docs Working copy were originally embedded as large uncompressed PNGs (1.8 MB and 1.6 MB). The new compressed versions (74 KB and 131 KB) need to be manually replaced in the Working copy by Cyrille before the next panel submission.</w:t>
             </w:r>
           </w:p>
         </w:tc>
@@ -1346,7 +1346,7 @@
                 <w:color w:val="222222"/>
                 <w:sz w:val="19"/>
               </w:rPr>
-              <w:t>GitHub Actions: workflow file (release.yml) is already committed. Once the 4 secrets are configured in GitHub Settings, future releases only require:</w:t>
+              <w:t>GitHub Actions: the workflow file (release.yml) is already committed and operational. Once the 4 secrets are configured in GitHub Settings, future releases require only:</w:t>
             </w:r>
           </w:p>
           <w:p>
@@ -1372,7 +1372,7 @@
                 <w:color w:val="222222"/>
                 <w:sz w:val="19"/>
               </w:rPr>
-              <w:t>Step-by-step setup instructions are documented in the workflow file comments.</w:t>
+              <w:t>Setup instructions are documented in the workflow file comments.</w:t>
             </w:r>
           </w:p>
           <w:p>
@@ -1397,7 +1397,7 @@
                 <w:color w:val="222222"/>
                 <w:sz w:val="19"/>
               </w:rPr>
-              <w:t>Figures: new compressed PNG files are saved to docs/manuscript/figures/. The build_figures.py script regenerates all 4 at any time with: python build_figures.py. The FINAL.docx is rebuilt automatically by build_final_docx.py, which embeds the compressed versions via python-docx add_picture(). Manual replacement in the Working copy (Google Docs) is tracked as a Cyrille task for Week 7.</w:t>
+              <w:t>Figures: all 4 compressed PNG files are saved to docs/manuscript/figures/. The build_figures.py script regenerates all 4 at any time with a single command: python build_figures.py. The FINAL.docx is rebuilt automatically by build_final_docx.py with compressed images via python-docx add_picture(). Manual replacement in the Working copy is tracked as a Cyrille task for Week 7.</w:t>
             </w:r>
           </w:p>
         </w:tc>
@@ -1462,7 +1462,7 @@
                 <w:color w:val="222222"/>
                 <w:sz w:val="19"/>
               </w:rPr>
-              <w:t>Week 7 — SUS survey administration with 30 respondents (20 parents, 10 young professionals). Tabulate results and compute SUS scores using Brooke (1996) formula. Insert results into Chapter III.</w:t>
+              <w:t>Week 7 — Administer SUS survey to 30 respondents (20 parents, 10 young professionals). Tabulate results and compute SUS scores using the Brooke (1996) formula. Insert results into Chapter III.</w:t>
             </w:r>
           </w:p>
           <w:p>
@@ -1487,7 +1487,7 @@
                 <w:color w:val="222222"/>
                 <w:sz w:val="19"/>
               </w:rPr>
-              <w:t>Complete Pre-Final Defense presentation slides and conduct full rehearsal. Print Compliance Matrix and obtain panel signatures.</w:t>
+              <w:t>Complete Pre-Final Defense presentation slides and conduct the full rehearsal. Print Compliance Matrix and obtain panel signatures.</w:t>
             </w:r>
           </w:p>
           <w:p>
@@ -1512,7 +1512,7 @@
                 <w:color w:val="222222"/>
                 <w:sz w:val="19"/>
               </w:rPr>
-              <w:t>Configure GitHub Actions secrets for automated APK release pipeline.</w:t>
+              <w:t>Configure GitHub Actions secrets for the automated APK release pipeline.</w:t>
             </w:r>
           </w:p>
           <w:p>
@@ -1562,7 +1562,7 @@
                 <w:color w:val="222222"/>
                 <w:sz w:val="19"/>
               </w:rPr>
-              <w:t>Cyrille: Insert all 4 figures into Google Docs Working copy. Complete CV section for all 3 members. Apply remaining manuscript fixes.</w:t>
+              <w:t>Cyrille: Insert all 4 figures into the Google Docs Working copy. Complete CV section for all 3 members. Apply remaining manuscript fixes.</w:t>
             </w:r>
           </w:p>
         </w:tc>
@@ -1621,16 +1621,42 @@
           </w:tcPr>
           <w:p>
             <w:pPr>
-              <w:spacing w:before="720" w:after="720"/>
+              <w:spacing w:before="80" w:after="80"/>
               <w:jc w:val="center"/>
             </w:pPr>
             <w:r>
-              <w:rPr>
-                <w:rFonts w:ascii="Tahoma" w:hAnsi="Tahoma"/>
-                <w:color w:val="6B6B6B"/>
-                <w:sz w:val="17"/>
-              </w:rPr>
-              <w:t>[ Insert Photo Here ]</w:t>
+              <w:drawing>
+                <wp:inline xmlns:a="http://schemas.openxmlformats.org/drawingml/2006/main" xmlns:pic="http://schemas.openxmlformats.org/drawingml/2006/picture">
+                  <wp:extent cx="2103120" cy="4673600"/>
+                  <wp:docPr id="1" name="Picture 1"/>
+                  <wp:cNvGraphicFramePr>
+                    <a:graphicFrameLocks noChangeAspect="1"/>
+                  </wp:cNvGraphicFramePr>
+                  <a:graphic>
+                    <a:graphicData uri="http://schemas.openxmlformats.org/drawingml/2006/picture">
+                      <pic:pic>
+                        <pic:nvPicPr>
+                          <pic:cNvPr id="0" name="Screenshot_2026-09-07-07-58-31-856_com.lucidframe.smartspend_app.jpg"/>
+                          <pic:cNvPicPr/>
+                        </pic:nvPicPr>
+                        <pic:blipFill>
+                          <a:blip r:embed="rId9"/>
+                          <a:stretch>
+                            <a:fillRect/>
+                          </a:stretch>
+                        </pic:blipFill>
+                        <pic:spPr>
+                          <a:xfrm>
+                            <a:off x="0" y="0"/>
+                            <a:ext cx="2103120" cy="4673600"/>
+                          </a:xfrm>
+                          <a:prstGeom prst="rect"/>
+                        </pic:spPr>
+                      </pic:pic>
+                    </a:graphicData>
+                  </a:graphic>
+                </wp:inline>
+              </w:drawing>
             </w:r>
           </w:p>
         </w:tc>
@@ -1641,16 +1667,42 @@
           </w:tcPr>
           <w:p>
             <w:pPr>
-              <w:spacing w:before="720" w:after="720"/>
+              <w:spacing w:before="80" w:after="80"/>
               <w:jc w:val="center"/>
             </w:pPr>
             <w:r>
-              <w:rPr>
-                <w:rFonts w:ascii="Tahoma" w:hAnsi="Tahoma"/>
-                <w:color w:val="6B6B6B"/>
-                <w:sz w:val="17"/>
-              </w:rPr>
-              <w:t>[ Insert Photo Here ]</w:t>
+              <w:drawing>
+                <wp:inline xmlns:a="http://schemas.openxmlformats.org/drawingml/2006/main" xmlns:pic="http://schemas.openxmlformats.org/drawingml/2006/picture">
+                  <wp:extent cx="2103120" cy="4673600"/>
+                  <wp:docPr id="2" name="Picture 2"/>
+                  <wp:cNvGraphicFramePr>
+                    <a:graphicFrameLocks noChangeAspect="1"/>
+                  </wp:cNvGraphicFramePr>
+                  <a:graphic>
+                    <a:graphicData uri="http://schemas.openxmlformats.org/drawingml/2006/picture">
+                      <pic:pic>
+                        <pic:nvPicPr>
+                          <pic:cNvPr id="0" name="Screenshot_2026-09-07-07-58-34-962_com.lucidframe.smartspend_app.jpg"/>
+                          <pic:cNvPicPr/>
+                        </pic:nvPicPr>
+                        <pic:blipFill>
+                          <a:blip r:embed="rId10"/>
+                          <a:stretch>
+                            <a:fillRect/>
+                          </a:stretch>
+                        </pic:blipFill>
+                        <pic:spPr>
+                          <a:xfrm>
+                            <a:off x="0" y="0"/>
+                            <a:ext cx="2103120" cy="4673600"/>
+                          </a:xfrm>
+                          <a:prstGeom prst="rect"/>
+                        </pic:spPr>
+                      </pic:pic>
+                    </a:graphicData>
+                  </a:graphic>
+                </wp:inline>
+              </w:drawing>
             </w:r>
           </w:p>
         </w:tc>
@@ -1672,7 +1724,7 @@
                 <w:color w:val="222222"/>
                 <w:sz w:val="18"/>
               </w:rPr>
-              <w:t>Home screen — FHS Score Narrative Engine (v2.9.10): AI-generated weekly summary card with context-aware behavioral feedback</w:t>
+              <w:t>Analytics — Market Insights live exchange rates (USD ₱62.68, EUR ₱72.77, GBP ₱84.70) + AI Financial Advice card with 3 actionable spending tips</w:t>
             </w:r>
           </w:p>
         </w:tc>
@@ -1692,7 +1744,7 @@
                 <w:color w:val="222222"/>
                 <w:sz w:val="18"/>
               </w:rPr>
-              <w:t>Analytics — FHS Components + FMS breakdown showing Score Explanation Tooltips (v2.9.10 UX item 8)</w:t>
+              <w:t>Analytics — AI Financial Advice continued: "Prioritize Needs over Wants" and "Start a Micro-Savings fund" tips based on real spending data</w:t>
             </w:r>
           </w:p>
         </w:tc>
@@ -1724,16 +1776,42 @@
           </w:tcPr>
           <w:p>
             <w:pPr>
-              <w:spacing w:before="720" w:after="720"/>
+              <w:spacing w:before="80" w:after="80"/>
               <w:jc w:val="center"/>
             </w:pPr>
             <w:r>
-              <w:rPr>
-                <w:rFonts w:ascii="Tahoma" w:hAnsi="Tahoma"/>
-                <w:color w:val="6B6B6B"/>
-                <w:sz w:val="17"/>
-              </w:rPr>
-              <w:t>[ Insert Photo Here ]</w:t>
+              <w:drawing>
+                <wp:inline xmlns:a="http://schemas.openxmlformats.org/drawingml/2006/main" xmlns:pic="http://schemas.openxmlformats.org/drawingml/2006/picture">
+                  <wp:extent cx="2103120" cy="4673600"/>
+                  <wp:docPr id="3" name="Picture 3"/>
+                  <wp:cNvGraphicFramePr>
+                    <a:graphicFrameLocks noChangeAspect="1"/>
+                  </wp:cNvGraphicFramePr>
+                  <a:graphic>
+                    <a:graphicData uri="http://schemas.openxmlformats.org/drawingml/2006/picture">
+                      <pic:pic>
+                        <pic:nvPicPr>
+                          <pic:cNvPr id="0" name="Screenshot_2026-09-07-07-58-40-688_com.lucidframe.smartspend_app.jpg"/>
+                          <pic:cNvPicPr/>
+                        </pic:nvPicPr>
+                        <pic:blipFill>
+                          <a:blip r:embed="rId11"/>
+                          <a:stretch>
+                            <a:fillRect/>
+                          </a:stretch>
+                        </pic:blipFill>
+                        <pic:spPr>
+                          <a:xfrm>
+                            <a:off x="0" y="0"/>
+                            <a:ext cx="2103120" cy="4673600"/>
+                          </a:xfrm>
+                          <a:prstGeom prst="rect"/>
+                        </pic:spPr>
+                      </pic:pic>
+                    </a:graphicData>
+                  </a:graphic>
+                </wp:inline>
+              </w:drawing>
             </w:r>
           </w:p>
         </w:tc>
@@ -1744,16 +1822,42 @@
           </w:tcPr>
           <w:p>
             <w:pPr>
-              <w:spacing w:before="720" w:after="720"/>
+              <w:spacing w:before="80" w:after="80"/>
               <w:jc w:val="center"/>
             </w:pPr>
             <w:r>
-              <w:rPr>
-                <w:rFonts w:ascii="Tahoma" w:hAnsi="Tahoma"/>
-                <w:color w:val="6B6B6B"/>
-                <w:sz w:val="17"/>
-              </w:rPr>
-              <w:t>[ Insert Photo Here ]</w:t>
+              <w:drawing>
+                <wp:inline xmlns:a="http://schemas.openxmlformats.org/drawingml/2006/main" xmlns:pic="http://schemas.openxmlformats.org/drawingml/2006/picture">
+                  <wp:extent cx="2103120" cy="4673600"/>
+                  <wp:docPr id="4" name="Picture 4"/>
+                  <wp:cNvGraphicFramePr>
+                    <a:graphicFrameLocks noChangeAspect="1"/>
+                  </wp:cNvGraphicFramePr>
+                  <a:graphic>
+                    <a:graphicData uri="http://schemas.openxmlformats.org/drawingml/2006/picture">
+                      <pic:pic>
+                        <pic:nvPicPr>
+                          <pic:cNvPr id="0" name="Screenshot_2026-09-07-07-58-43-815_com.lucidframe.smartspend_app.jpg"/>
+                          <pic:cNvPicPr/>
+                        </pic:nvPicPr>
+                        <pic:blipFill>
+                          <a:blip r:embed="rId12"/>
+                          <a:stretch>
+                            <a:fillRect/>
+                          </a:stretch>
+                        </pic:blipFill>
+                        <pic:spPr>
+                          <a:xfrm>
+                            <a:off x="0" y="0"/>
+                            <a:ext cx="2103120" cy="4673600"/>
+                          </a:xfrm>
+                          <a:prstGeom prst="rect"/>
+                        </pic:spPr>
+                      </pic:pic>
+                    </a:graphicData>
+                  </a:graphic>
+                </wp:inline>
+              </w:drawing>
             </w:r>
           </w:p>
         </w:tc>
@@ -1775,7 +1879,7 @@
                 <w:color w:val="222222"/>
                 <w:sz w:val="18"/>
               </w:rPr>
-              <w:t>Profile screen — Coach Report section (v2.9.10 UX item 6): weekly AI coach letter with habit recommendation</w:t>
+              <w:t>Hub — Quick Access bottom sheet: Savings Goals, Income, Debts &amp; Lending, Recurring Transactions, Budgets, Currency Exchange, Transactions, Installment Plans</w:t>
             </w:r>
           </w:p>
         </w:tc>
@@ -1795,7 +1899,7 @@
                 <w:color w:val="222222"/>
                 <w:sz w:val="18"/>
               </w:rPr>
-              <w:t>Home screen — Goal Milestone Notifications (v2.9.10 UX item 7): color-coded progress cards at 25/50/75/100% milestones</w:t>
+              <w:t>Hub — Quick Access continued: My Wallets, Bill Calendar, Categories, Auto-Categorization Rules, Import from Bank/GCash, Insurance &amp; Contributions, PH Banks &amp; Investments</w:t>
             </w:r>
           </w:p>
         </w:tc>
@@ -1827,16 +1931,42 @@
           </w:tcPr>
           <w:p>
             <w:pPr>
-              <w:spacing w:before="720" w:after="720"/>
+              <w:spacing w:before="80" w:after="80"/>
               <w:jc w:val="center"/>
             </w:pPr>
             <w:r>
-              <w:rPr>
-                <w:rFonts w:ascii="Tahoma" w:hAnsi="Tahoma"/>
-                <w:color w:val="6B6B6B"/>
-                <w:sz w:val="17"/>
-              </w:rPr>
-              <w:t>[ Insert Photo Here ]</w:t>
+              <w:drawing>
+                <wp:inline xmlns:a="http://schemas.openxmlformats.org/drawingml/2006/main" xmlns:pic="http://schemas.openxmlformats.org/drawingml/2006/picture">
+                  <wp:extent cx="2103120" cy="4673600"/>
+                  <wp:docPr id="5" name="Picture 5"/>
+                  <wp:cNvGraphicFramePr>
+                    <a:graphicFrameLocks noChangeAspect="1"/>
+                  </wp:cNvGraphicFramePr>
+                  <a:graphic>
+                    <a:graphicData uri="http://schemas.openxmlformats.org/drawingml/2006/picture">
+                      <pic:pic>
+                        <pic:nvPicPr>
+                          <pic:cNvPr id="0" name="Screenshot_2026-09-07-07-58-59-167_com.lucidframe.smartspend_app.jpg"/>
+                          <pic:cNvPicPr/>
+                        </pic:nvPicPr>
+                        <pic:blipFill>
+                          <a:blip r:embed="rId13"/>
+                          <a:stretch>
+                            <a:fillRect/>
+                          </a:stretch>
+                        </pic:blipFill>
+                        <pic:spPr>
+                          <a:xfrm>
+                            <a:off x="0" y="0"/>
+                            <a:ext cx="2103120" cy="4673600"/>
+                          </a:xfrm>
+                          <a:prstGeom prst="rect"/>
+                        </pic:spPr>
+                      </pic:pic>
+                    </a:graphicData>
+                  </a:graphic>
+                </wp:inline>
+              </w:drawing>
             </w:r>
           </w:p>
         </w:tc>
@@ -1847,16 +1977,42 @@
           </w:tcPr>
           <w:p>
             <w:pPr>
-              <w:spacing w:before="720" w:after="720"/>
+              <w:spacing w:before="80" w:after="80"/>
               <w:jc w:val="center"/>
             </w:pPr>
             <w:r>
-              <w:rPr>
-                <w:rFonts w:ascii="Tahoma" w:hAnsi="Tahoma"/>
-                <w:color w:val="6B6B6B"/>
-                <w:sz w:val="17"/>
-              </w:rPr>
-              <w:t>[ Insert Photo Here ]</w:t>
+              <w:drawing>
+                <wp:inline xmlns:a="http://schemas.openxmlformats.org/drawingml/2006/main" xmlns:pic="http://schemas.openxmlformats.org/drawingml/2006/picture">
+                  <wp:extent cx="2103120" cy="4673600"/>
+                  <wp:docPr id="6" name="Picture 6"/>
+                  <wp:cNvGraphicFramePr>
+                    <a:graphicFrameLocks noChangeAspect="1"/>
+                  </wp:cNvGraphicFramePr>
+                  <a:graphic>
+                    <a:graphicData uri="http://schemas.openxmlformats.org/drawingml/2006/picture">
+                      <pic:pic>
+                        <pic:nvPicPr>
+                          <pic:cNvPr id="0" name="Screenshot_2026-09-07-08-01-03-568_com.lucidframe.smartspend_app.jpg"/>
+                          <pic:cNvPicPr/>
+                        </pic:nvPicPr>
+                        <pic:blipFill>
+                          <a:blip r:embed="rId14"/>
+                          <a:stretch>
+                            <a:fillRect/>
+                          </a:stretch>
+                        </pic:blipFill>
+                        <pic:spPr>
+                          <a:xfrm>
+                            <a:off x="0" y="0"/>
+                            <a:ext cx="2103120" cy="4673600"/>
+                          </a:xfrm>
+                          <a:prstGeom prst="rect"/>
+                        </pic:spPr>
+                      </pic:pic>
+                    </a:graphicData>
+                  </a:graphic>
+                </wp:inline>
+              </w:drawing>
             </w:r>
           </w:p>
         </w:tc>
@@ -1878,7 +2034,7 @@
                 <w:color w:val="222222"/>
                 <w:sz w:val="18"/>
               </w:rPr>
-              <w:t>GitHub v2.9.10 release — 3 signed APK variants with full behavioral feedback layer and documentation reorganization</w:t>
+              <w:t>Profile — settings list: Export CSV, Financial Health Certificate, Backup/Restore Data, Import from Bank/GCash, Batch Screenshot Import, Load Demo Data</w:t>
             </w:r>
           </w:p>
         </w:tc>
@@ -1898,7 +2054,162 @@
                 <w:color w:val="222222"/>
                 <w:sz w:val="18"/>
               </w:rPr>
-              <w:t>Analytics screen — spending breakdown used as reference for FMS Next-Step Guidance (v2.9.10 UX item 5)</w:t>
+              <w:t>Financial Health Certificate — Brix Arquisal Directo has achieved FHS 63/100 (Good ✓), September 2026 · SmartSpend by Lucid Frame, shareable card</w:t>
+            </w:r>
+          </w:p>
+        </w:tc>
+      </w:tr>
+    </w:tbl>
+    <w:p/>
+    <w:tbl>
+      <w:tblPr>
+        <w:tblLook w:firstColumn="1" w:firstRow="1" w:lastColumn="0" w:lastRow="0" w:noHBand="0" w:noVBand="1" w:val="04A0"/>
+        <w:tblW w:w="10224" w:type="dxa"/>
+        <w:tblBorders>
+          <w:top w:val="single" w:sz="4" w:space="0" w:color="AAAAAA"/>
+          <w:left w:val="single" w:sz="4" w:space="0" w:color="AAAAAA"/>
+          <w:bottom w:val="single" w:sz="4" w:space="0" w:color="AAAAAA"/>
+          <w:right w:val="single" w:sz="4" w:space="0" w:color="AAAAAA"/>
+          <w:insideH w:val="single" w:sz="4" w:space="0" w:color="AAAAAA"/>
+          <w:insideV w:val="single" w:sz="4" w:space="0" w:color="AAAAAA"/>
+        </w:tblBorders>
+      </w:tblPr>
+      <w:tblGrid>
+        <w:gridCol w:w="5112"/>
+        <w:gridCol w:w="5112"/>
+      </w:tblGrid>
+      <w:tr>
+        <w:tc>
+          <w:tcPr>
+            <w:tcW w:type="dxa" w:w="5112"/>
+            <w:tcW w:w="5112" w:type="dxa"/>
+          </w:tcPr>
+          <w:p>
+            <w:pPr>
+              <w:spacing w:before="80" w:after="80"/>
+              <w:jc w:val="center"/>
+            </w:pPr>
+            <w:r>
+              <w:drawing>
+                <wp:inline xmlns:a="http://schemas.openxmlformats.org/drawingml/2006/main" xmlns:pic="http://schemas.openxmlformats.org/drawingml/2006/picture">
+                  <wp:extent cx="2103120" cy="4673600"/>
+                  <wp:docPr id="7" name="Picture 7"/>
+                  <wp:cNvGraphicFramePr>
+                    <a:graphicFrameLocks noChangeAspect="1"/>
+                  </wp:cNvGraphicFramePr>
+                  <a:graphic>
+                    <a:graphicData uri="http://schemas.openxmlformats.org/drawingml/2006/picture">
+                      <pic:pic>
+                        <pic:nvPicPr>
+                          <pic:cNvPr id="0" name="Screenshot_2026-09-07-08-01-17-818_com.lucidframe.smartspend_app.jpg"/>
+                          <pic:cNvPicPr/>
+                        </pic:nvPicPr>
+                        <pic:blipFill>
+                          <a:blip r:embed="rId15"/>
+                          <a:stretch>
+                            <a:fillRect/>
+                          </a:stretch>
+                        </pic:blipFill>
+                        <pic:spPr>
+                          <a:xfrm>
+                            <a:off x="0" y="0"/>
+                            <a:ext cx="2103120" cy="4673600"/>
+                          </a:xfrm>
+                          <a:prstGeom prst="rect"/>
+                        </pic:spPr>
+                      </pic:pic>
+                    </a:graphicData>
+                  </a:graphic>
+                </wp:inline>
+              </w:drawing>
+            </w:r>
+          </w:p>
+        </w:tc>
+        <w:tc>
+          <w:tcPr>
+            <w:tcW w:type="dxa" w:w="5112"/>
+            <w:tcW w:w="5112" w:type="dxa"/>
+          </w:tcPr>
+          <w:p>
+            <w:pPr>
+              <w:spacing w:before="80" w:after="80"/>
+              <w:jc w:val="center"/>
+            </w:pPr>
+            <w:r>
+              <w:drawing>
+                <wp:inline xmlns:a="http://schemas.openxmlformats.org/drawingml/2006/main" xmlns:pic="http://schemas.openxmlformats.org/drawingml/2006/picture">
+                  <wp:extent cx="2103120" cy="4673600"/>
+                  <wp:docPr id="8" name="Picture 8"/>
+                  <wp:cNvGraphicFramePr>
+                    <a:graphicFrameLocks noChangeAspect="1"/>
+                  </wp:cNvGraphicFramePr>
+                  <a:graphic>
+                    <a:graphicData uri="http://schemas.openxmlformats.org/drawingml/2006/picture">
+                      <pic:pic>
+                        <pic:nvPicPr>
+                          <pic:cNvPr id="0" name="Screenshot_2026-09-07-08-01-32-159_com.lucidframe.smartspend_app.jpg"/>
+                          <pic:cNvPicPr/>
+                        </pic:nvPicPr>
+                        <pic:blipFill>
+                          <a:blip r:embed="rId16"/>
+                          <a:stretch>
+                            <a:fillRect/>
+                          </a:stretch>
+                        </pic:blipFill>
+                        <pic:spPr>
+                          <a:xfrm>
+                            <a:off x="0" y="0"/>
+                            <a:ext cx="2103120" cy="4673600"/>
+                          </a:xfrm>
+                          <a:prstGeom prst="rect"/>
+                        </pic:spPr>
+                      </pic:pic>
+                    </a:graphicData>
+                  </a:graphic>
+                </wp:inline>
+              </w:drawing>
+            </w:r>
+          </w:p>
+        </w:tc>
+      </w:tr>
+      <w:tr>
+        <w:tc>
+          <w:tcPr>
+            <w:tcW w:type="dxa" w:w="5112"/>
+            <w:tcW w:w="5112" w:type="dxa"/>
+          </w:tcPr>
+          <w:p>
+            <w:pPr>
+              <w:spacing w:before="60" w:after="60"/>
+              <w:jc w:val="left"/>
+            </w:pPr>
+            <w:r>
+              <w:rPr>
+                <w:rFonts w:ascii="Tahoma" w:hAnsi="Tahoma"/>
+                <w:color w:val="222222"/>
+                <w:sz w:val="18"/>
+              </w:rPr>
+              <w:t>Financial Calendar — September 2026 view: Sep 7 highlighted (today), Sep 2 expense dot, Sep 18 installment due dot for GCash GLoan</w:t>
+            </w:r>
+          </w:p>
+        </w:tc>
+        <w:tc>
+          <w:tcPr>
+            <w:tcW w:type="dxa" w:w="5112"/>
+            <w:tcW w:w="5112" w:type="dxa"/>
+          </w:tcPr>
+          <w:p>
+            <w:pPr>
+              <w:spacing w:before="60" w:after="60"/>
+              <w:jc w:val="left"/>
+            </w:pPr>
+            <w:r>
+              <w:rPr>
+                <w:rFonts w:ascii="Tahoma" w:hAnsi="Tahoma"/>
+                <w:color w:val="222222"/>
+                <w:sz w:val="18"/>
+              </w:rPr>
+              <w:t>Financial Calendar — Sep 2 day detail: ₱185 total in 5 expenses (Jeepney ₱30, 1ltr Coke ₱50, Super Glue ₱45, Lunch ₱30, Jeepney ₱30)</w:t>
             </w:r>
           </w:p>
         </w:tc>
@@ -1932,17 +2243,16 @@
           </w:tcPr>
           <w:p>
             <w:pPr>
-              <w:spacing w:before="40"/>
+              <w:spacing w:before="40" w:after="0"/>
               <w:jc w:val="center"/>
             </w:pPr>
             <w:r>
               <w:rPr>
                 <w:rFonts w:ascii="Tahoma" w:hAnsi="Tahoma"/>
-                <w:b w:val="0"/>
                 <w:color w:val="6B6B6B"/>
                 <w:sz w:val="17"/>
               </w:rPr>
-              <w:t>Group Leader / Representative</w:t>
+              <w:t>Submitted by</w:t>
             </w:r>
           </w:p>
         </w:tc>
@@ -1960,17 +2270,16 @@
           </w:tcPr>
           <w:p>
             <w:pPr>
-              <w:spacing w:before="40"/>
+              <w:spacing w:before="40" w:after="0"/>
               <w:jc w:val="center"/>
             </w:pPr>
             <w:r>
               <w:rPr>
                 <w:rFonts w:ascii="Tahoma" w:hAnsi="Tahoma"/>
-                <w:b/>
-                <w:color w:val="222222"/>
-                <w:sz w:val="20"/>
+                <w:color w:val="6B6B6B"/>
+                <w:sz w:val="17"/>
               </w:rPr>
-              <w:t>Ellen F. Mangaoang, MIT</w:t>
+              <w:t>Noted by</w:t>
             </w:r>
           </w:p>
         </w:tc>
@@ -1983,47 +2292,42 @@
           </w:tcPr>
           <w:p>
             <w:pPr>
-              <w:spacing w:before="400" w:after="80"/>
-            </w:pPr>
-          </w:p>
-        </w:tc>
-        <w:tc>
-          <w:tcPr>
-            <w:tcW w:type="dxa" w:w="3408"/>
-            <w:tcW w:w="400" w:type="dxa"/>
-          </w:tcPr>
-          <w:p/>
-        </w:tc>
-        <w:tc>
-          <w:tcPr>
-            <w:tcW w:type="dxa" w:w="3408"/>
-            <w:tcW w:w="4912" w:type="dxa"/>
-          </w:tcPr>
-          <w:p>
-            <w:pPr>
-              <w:spacing w:before="400" w:after="80"/>
-            </w:pPr>
-          </w:p>
-        </w:tc>
-      </w:tr>
-      <w:tr>
-        <w:tc>
-          <w:tcPr>
-            <w:tcW w:type="dxa" w:w="3408"/>
-            <w:tcW w:w="4912" w:type="dxa"/>
-          </w:tcPr>
-          <w:p>
-            <w:pPr>
-              <w:spacing w:before="0"/>
+              <w:spacing w:before="80" w:after="40"/>
               <w:jc w:val="center"/>
             </w:pPr>
             <w:r>
-              <w:rPr>
-                <w:rFonts w:ascii="Tahoma" w:hAnsi="Tahoma"/>
-                <w:color w:val="6B6B6B"/>
-                <w:sz w:val="17"/>
-              </w:rPr>
-              <w:t>Signature over Printed Name</w:t>
+              <w:drawing>
+                <wp:inline xmlns:a="http://schemas.openxmlformats.org/drawingml/2006/main" xmlns:pic="http://schemas.openxmlformats.org/drawingml/2006/picture">
+                  <wp:extent cx="1463040" cy="612921"/>
+                  <wp:docPr id="9" name="Picture 9"/>
+                  <wp:cNvGraphicFramePr>
+                    <a:graphicFrameLocks noChangeAspect="1"/>
+                  </wp:cNvGraphicFramePr>
+                  <a:graphic>
+                    <a:graphicData uri="http://schemas.openxmlformats.org/drawingml/2006/picture">
+                      <pic:pic>
+                        <pic:nvPicPr>
+                          <pic:cNvPr id="0" name="draw_sign.png"/>
+                          <pic:cNvPicPr/>
+                        </pic:nvPicPr>
+                        <pic:blipFill>
+                          <a:blip r:embed="rId17"/>
+                          <a:stretch>
+                            <a:fillRect/>
+                          </a:stretch>
+                        </pic:blipFill>
+                        <pic:spPr>
+                          <a:xfrm>
+                            <a:off x="0" y="0"/>
+                            <a:ext cx="1463040" cy="612921"/>
+                          </a:xfrm>
+                          <a:prstGeom prst="rect"/>
+                        </pic:spPr>
+                      </pic:pic>
+                    </a:graphicData>
+                  </a:graphic>
+                </wp:inline>
+              </w:drawing>
             </w:r>
           </w:p>
         </w:tc>
@@ -2041,23 +2345,93 @@
           </w:tcPr>
           <w:p>
             <w:pPr>
-              <w:spacing w:before="0"/>
+              <w:spacing w:before="560" w:after="80"/>
+            </w:pPr>
+          </w:p>
+        </w:tc>
+      </w:tr>
+      <w:tr>
+        <w:tc>
+          <w:tcPr>
+            <w:tcW w:type="dxa" w:w="3408"/>
+            <w:tcW w:w="4912" w:type="dxa"/>
+          </w:tcPr>
+          <w:p>
+            <w:pPr>
+              <w:spacing w:before="0" w:after="0"/>
+              <w:jc w:val="center"/>
+            </w:pPr>
+            <w:r>
+              <w:rPr>
+                <w:rFonts w:ascii="Tahoma" w:hAnsi="Tahoma"/>
+                <w:b/>
+                <w:color w:val="222222"/>
+                <w:sz w:val="18"/>
+              </w:rPr>
+              <w:t>Brix A. Directo</w:t>
+            </w:r>
+          </w:p>
+          <w:p>
+            <w:pPr>
+              <w:spacing w:before="20" w:after="0"/>
               <w:jc w:val="center"/>
             </w:pPr>
             <w:r>
               <w:rPr>
                 <w:rFonts w:ascii="Tahoma" w:hAnsi="Tahoma"/>
                 <w:color w:val="6B6B6B"/>
-                <w:sz w:val="17"/>
+                <w:sz w:val="15"/>
               </w:rPr>
-              <w:t>Teacher in Charge</w:t>
+              <w:t>Group Leader / Signature over Printed Name</w:t>
+            </w:r>
+          </w:p>
+        </w:tc>
+        <w:tc>
+          <w:tcPr>
+            <w:tcW w:type="dxa" w:w="3408"/>
+            <w:tcW w:w="400" w:type="dxa"/>
+          </w:tcPr>
+          <w:p/>
+        </w:tc>
+        <w:tc>
+          <w:tcPr>
+            <w:tcW w:type="dxa" w:w="3408"/>
+            <w:tcW w:w="4912" w:type="dxa"/>
+          </w:tcPr>
+          <w:p>
+            <w:pPr>
+              <w:spacing w:before="0" w:after="0"/>
+              <w:jc w:val="center"/>
+            </w:pPr>
+            <w:r>
+              <w:rPr>
+                <w:rFonts w:ascii="Tahoma" w:hAnsi="Tahoma"/>
+                <w:b/>
+                <w:color w:val="222222"/>
+                <w:sz w:val="18"/>
+              </w:rPr>
+              <w:t>Ellen F. Mangaoang, MIT</w:t>
+            </w:r>
+          </w:p>
+          <w:p>
+            <w:pPr>
+              <w:spacing w:before="20" w:after="0"/>
+              <w:jc w:val="center"/>
+            </w:pPr>
+            <w:r>
+              <w:rPr>
+                <w:rFonts w:ascii="Tahoma" w:hAnsi="Tahoma"/>
+                <w:color w:val="6B6B6B"/>
+                <w:sz w:val="15"/>
+              </w:rPr>
+              <w:t>Teacher in Charge / Signature over Printed Name</w:t>
             </w:r>
           </w:p>
         </w:tc>
       </w:tr>
     </w:tbl>
     <w:sectPr>
-      <w:footerReference w:type="default" r:id="rId9"/>
+      <w:footerReference w:type="default" r:id="rId18"/>
       <w:pgSz w:w="12240" w:h="15840"/>
       <w:pgMar w:top="1008" w:right="1008" w:bottom="1008" w:left="1008" w:header="720" w:footer="720" w:gutter="0"/>
       <w:cols w:space="720"/>
